--- a/docs/questions/qs-solvingeqslogarithms.docx
+++ b/docs/questions/qs-solvingeqslogarithms.docx
@@ -52,7 +52,7 @@
         </w:rPr>
         <w:t xml:space="preserve"> </w:t>
       </w:r>
-      <w:hyperlink r:id="rId20">
+      <w:hyperlink r:id="rId9">
         <w:r>
           <w:rPr>
             <w:rStyle w:val="Hyperlink"/>
@@ -70,7 +70,7 @@
         <w:t xml:space="preserve">.</w:t>
       </w:r>
     </w:p>
-    <w:bookmarkStart w:id="21" w:name="q1"/>
+    <w:bookmarkStart w:id="10" w:name="q1"/>
     <w:p>
       <w:pPr>
         <w:pStyle w:val="Heading2"/>
@@ -105,19 +105,21 @@
             </m:r>
           </m:sub>
         </m:sSub>
-        <m:d>
-          <m:dPr>
-            <m:begChr m:val="("/>
-            <m:sepChr m:val=""/>
-            <m:endChr m:val=")"/>
-            <m:grow/>
-          </m:dPr>
-          <m:e>
-            <m:r>
-              <m:t>x</m:t>
-            </m:r>
-          </m:e>
-        </m:d>
+        <m:r>
+          <m:rPr>
+            <m:sty m:val="p"/>
+          </m:rPr>
+          <m:t>(</m:t>
+        </m:r>
+        <m:r>
+          <m:t>x</m:t>
+        </m:r>
+        <m:r>
+          <m:rPr>
+            <m:sty m:val="p"/>
+          </m:rPr>
+          <m:t>)</m:t>
+        </m:r>
         <m:r>
           <m:rPr>
             <m:sty m:val="p"/>
@@ -139,19 +141,21 @@
             </m:r>
           </m:sub>
         </m:sSub>
-        <m:d>
-          <m:dPr>
-            <m:begChr m:val="("/>
-            <m:sepChr m:val=""/>
-            <m:endChr m:val=")"/>
-            <m:grow/>
-          </m:dPr>
-          <m:e>
-            <m:r>
-              <m:t>y</m:t>
-            </m:r>
-          </m:e>
-        </m:d>
+        <m:r>
+          <m:rPr>
+            <m:sty m:val="p"/>
+          </m:rPr>
+          <m:t>(</m:t>
+        </m:r>
+        <m:r>
+          <m:t>y</m:t>
+        </m:r>
+        <m:r>
+          <m:rPr>
+            <m:sty m:val="p"/>
+          </m:rPr>
+          <m:t>)</m:t>
+        </m:r>
       </m:oMath>
       <w:r>
         <w:t xml:space="preserve"> </w:t>
@@ -211,28 +215,30 @@
             </m:r>
           </m:sub>
         </m:sSub>
-        <m:d>
-          <m:dPr>
-            <m:begChr m:val="("/>
-            <m:sepChr m:val=""/>
-            <m:endChr m:val=")"/>
-            <m:grow/>
-          </m:dPr>
+        <m:r>
+          <m:rPr>
+            <m:sty m:val="p"/>
+          </m:rPr>
+          <m:t>(</m:t>
+        </m:r>
+        <m:sSup>
           <m:e>
-            <m:sSup>
-              <m:e>
-                <m:r>
-                  <m:t>x</m:t>
-                </m:r>
-              </m:e>
-              <m:sup>
-                <m:r>
-                  <m:t>2</m:t>
-                </m:r>
-              </m:sup>
-            </m:sSup>
+            <m:r>
+              <m:t>x</m:t>
+            </m:r>
           </m:e>
-        </m:d>
+          <m:sup>
+            <m:r>
+              <m:t>2</m:t>
+            </m:r>
+          </m:sup>
+        </m:sSup>
+        <m:r>
+          <m:rPr>
+            <m:sty m:val="p"/>
+          </m:rPr>
+          <m:t>)</m:t>
+        </m:r>
         <m:r>
           <m:rPr>
             <m:sty m:val="p"/>
@@ -254,19 +260,21 @@
             </m:r>
           </m:sub>
         </m:sSub>
-        <m:d>
-          <m:dPr>
-            <m:begChr m:val="("/>
-            <m:sepChr m:val=""/>
-            <m:endChr m:val=")"/>
-            <m:grow/>
-          </m:dPr>
-          <m:e>
-            <m:r>
-              <m:t>y</m:t>
-            </m:r>
-          </m:e>
-        </m:d>
+        <m:r>
+          <m:rPr>
+            <m:sty m:val="p"/>
+          </m:rPr>
+          <m:t>(</m:t>
+        </m:r>
+        <m:r>
+          <m:t>y</m:t>
+        </m:r>
+        <m:r>
+          <m:rPr>
+            <m:sty m:val="p"/>
+          </m:rPr>
+          <m:t>)</m:t>
+        </m:r>
       </m:oMath>
       <w:r>
         <w:t xml:space="preserve"> </w:t>
@@ -326,28 +334,30 @@
             </m:r>
           </m:sub>
         </m:sSub>
-        <m:d>
-          <m:dPr>
-            <m:begChr m:val="("/>
-            <m:sepChr m:val=""/>
-            <m:endChr m:val=")"/>
-            <m:grow/>
-          </m:dPr>
+        <m:r>
+          <m:rPr>
+            <m:sty m:val="p"/>
+          </m:rPr>
+          <m:t>(</m:t>
+        </m:r>
+        <m:sSup>
           <m:e>
-            <m:sSup>
-              <m:e>
-                <m:r>
-                  <m:t>x</m:t>
-                </m:r>
-              </m:e>
-              <m:sup>
-                <m:r>
-                  <m:t>2</m:t>
-                </m:r>
-              </m:sup>
-            </m:sSup>
+            <m:r>
+              <m:t>x</m:t>
+            </m:r>
           </m:e>
-        </m:d>
+          <m:sup>
+            <m:r>
+              <m:t>2</m:t>
+            </m:r>
+          </m:sup>
+        </m:sSup>
+        <m:r>
+          <m:rPr>
+            <m:sty m:val="p"/>
+          </m:rPr>
+          <m:t>)</m:t>
+        </m:r>
         <m:r>
           <m:rPr>
             <m:sty m:val="p"/>
@@ -369,19 +379,21 @@
             </m:r>
           </m:sub>
         </m:sSub>
-        <m:d>
-          <m:dPr>
-            <m:begChr m:val="("/>
-            <m:sepChr m:val=""/>
-            <m:endChr m:val=")"/>
-            <m:grow/>
-          </m:dPr>
-          <m:e>
-            <m:r>
-              <m:t>y</m:t>
-            </m:r>
-          </m:e>
-        </m:d>
+        <m:r>
+          <m:rPr>
+            <m:sty m:val="p"/>
+          </m:rPr>
+          <m:t>(</m:t>
+        </m:r>
+        <m:r>
+          <m:t>y</m:t>
+        </m:r>
+        <m:r>
+          <m:rPr>
+            <m:sty m:val="p"/>
+          </m:rPr>
+          <m:t>)</m:t>
+        </m:r>
         <m:r>
           <m:rPr>
             <m:sty m:val="p"/>
@@ -406,19 +418,21 @@
             </m:r>
           </m:sub>
         </m:sSub>
-        <m:d>
-          <m:dPr>
-            <m:begChr m:val="("/>
-            <m:sepChr m:val=""/>
-            <m:endChr m:val=")"/>
-            <m:grow/>
-          </m:dPr>
-          <m:e>
-            <m:r>
-              <m:t>z</m:t>
-            </m:r>
-          </m:e>
-        </m:d>
+        <m:r>
+          <m:rPr>
+            <m:sty m:val="p"/>
+          </m:rPr>
+          <m:t>(</m:t>
+        </m:r>
+        <m:r>
+          <m:t>z</m:t>
+        </m:r>
+        <m:r>
+          <m:rPr>
+            <m:sty m:val="p"/>
+          </m:rPr>
+          <m:t>)</m:t>
+        </m:r>
       </m:oMath>
       <w:r>
         <w:t xml:space="preserve"> </w:t>
@@ -461,8 +475,8 @@
         <w:t xml:space="preserve">.</w:t>
       </w:r>
     </w:p>
-    <w:bookmarkEnd w:id="21"/>
-    <w:bookmarkStart w:id="22" w:name="q2"/>
+    <w:bookmarkEnd w:id="10"/>
+    <w:bookmarkStart w:id="11" w:name="q2"/>
     <w:p>
       <w:pPr>
         <w:pStyle w:val="Heading2"/>
@@ -508,19 +522,21 @@
             </m:r>
           </m:sub>
         </m:sSub>
-        <m:d>
-          <m:dPr>
-            <m:begChr m:val="("/>
-            <m:sepChr m:val=""/>
-            <m:endChr m:val=")"/>
-            <m:grow/>
-          </m:dPr>
-          <m:e>
-            <m:r>
-              <m:t>x</m:t>
-            </m:r>
-          </m:e>
-        </m:d>
+        <m:r>
+          <m:rPr>
+            <m:sty m:val="p"/>
+          </m:rPr>
+          <m:t>(</m:t>
+        </m:r>
+        <m:r>
+          <m:t>x</m:t>
+        </m:r>
+        <m:r>
+          <m:rPr>
+            <m:sty m:val="p"/>
+          </m:rPr>
+          <m:t>)</m:t>
+        </m:r>
         <m:r>
           <m:rPr>
             <m:sty m:val="p"/>
@@ -542,19 +558,21 @@
             </m:r>
           </m:sub>
         </m:sSub>
-        <m:d>
-          <m:dPr>
-            <m:begChr m:val="("/>
-            <m:sepChr m:val=""/>
-            <m:endChr m:val=")"/>
-            <m:grow/>
-          </m:dPr>
-          <m:e>
-            <m:r>
-              <m:t>5</m:t>
-            </m:r>
-          </m:e>
-        </m:d>
+        <m:r>
+          <m:rPr>
+            <m:sty m:val="p"/>
+          </m:rPr>
+          <m:t>(</m:t>
+        </m:r>
+        <m:r>
+          <m:t>5</m:t>
+        </m:r>
+        <m:r>
+          <m:rPr>
+            <m:sty m:val="p"/>
+          </m:rPr>
+          <m:t>)</m:t>
+        </m:r>
         <m:r>
           <m:rPr>
             <m:sty m:val="p"/>
@@ -690,19 +708,21 @@
             </m:r>
           </m:sub>
         </m:sSub>
-        <m:d>
-          <m:dPr>
-            <m:begChr m:val="("/>
-            <m:sepChr m:val=""/>
-            <m:endChr m:val=")"/>
-            <m:grow/>
-          </m:dPr>
-          <m:e>
-            <m:r>
-              <m:t>x</m:t>
-            </m:r>
-          </m:e>
-        </m:d>
+        <m:r>
+          <m:rPr>
+            <m:sty m:val="p"/>
+          </m:rPr>
+          <m:t>(</m:t>
+        </m:r>
+        <m:r>
+          <m:t>x</m:t>
+        </m:r>
+        <m:r>
+          <m:rPr>
+            <m:sty m:val="p"/>
+          </m:rPr>
+          <m:t>)</m:t>
+        </m:r>
         <m:r>
           <m:rPr>
             <m:sty m:val="p"/>
@@ -727,22 +747,24 @@
             </m:r>
           </m:sub>
         </m:sSub>
-        <m:d>
-          <m:dPr>
-            <m:begChr m:val="("/>
-            <m:sepChr m:val=""/>
-            <m:endChr m:val=")"/>
-            <m:grow/>
-          </m:dPr>
-          <m:e>
-            <m:r>
-              <m:t>3</m:t>
-            </m:r>
-            <m:r>
-              <m:t>x</m:t>
-            </m:r>
-          </m:e>
-        </m:d>
+        <m:r>
+          <m:rPr>
+            <m:sty m:val="p"/>
+          </m:rPr>
+          <m:t>(</m:t>
+        </m:r>
+        <m:r>
+          <m:t>3</m:t>
+        </m:r>
+        <m:r>
+          <m:t>x</m:t>
+        </m:r>
+        <m:r>
+          <m:rPr>
+            <m:sty m:val="p"/>
+          </m:rPr>
+          <m:t>)</m:t>
+        </m:r>
         <m:r>
           <m:rPr>
             <m:sty m:val="p"/>
@@ -797,31 +819,33 @@
           </m:rPr>
           <m:t>ln</m:t>
         </m:r>
-        <m:d>
-          <m:dPr>
-            <m:begChr m:val="("/>
-            <m:sepChr m:val=""/>
-            <m:endChr m:val=")"/>
-            <m:grow/>
-          </m:dPr>
-          <m:e>
-            <m:r>
-              <m:t>1</m:t>
-            </m:r>
-            <m:r>
-              <m:rPr>
-                <m:sty m:val="p"/>
-              </m:rPr>
-              <m:t>−</m:t>
-            </m:r>
-            <m:r>
-              <m:t>2</m:t>
-            </m:r>
-            <m:r>
-              <m:t>x</m:t>
-            </m:r>
-          </m:e>
-        </m:d>
+        <m:r>
+          <m:rPr>
+            <m:sty m:val="p"/>
+          </m:rPr>
+          <m:t>(</m:t>
+        </m:r>
+        <m:r>
+          <m:t>1</m:t>
+        </m:r>
+        <m:r>
+          <m:rPr>
+            <m:sty m:val="p"/>
+          </m:rPr>
+          <m:t>−</m:t>
+        </m:r>
+        <m:r>
+          <m:t>2</m:t>
+        </m:r>
+        <m:r>
+          <m:t>x</m:t>
+        </m:r>
+        <m:r>
+          <m:rPr>
+            <m:sty m:val="p"/>
+          </m:rPr>
+          <m:t>)</m:t>
+        </m:r>
         <m:r>
           <m:rPr>
             <m:sty m:val="p"/>
@@ -850,28 +874,30 @@
           </m:rPr>
           <m:t>ln</m:t>
         </m:r>
-        <m:d>
-          <m:dPr>
-            <m:begChr m:val="("/>
-            <m:sepChr m:val=""/>
-            <m:endChr m:val=")"/>
-            <m:grow/>
-          </m:dPr>
-          <m:e>
-            <m:r>
-              <m:t>x</m:t>
-            </m:r>
-            <m:r>
-              <m:rPr>
-                <m:sty m:val="p"/>
-              </m:rPr>
-              <m:t>+</m:t>
-            </m:r>
-            <m:r>
-              <m:t>1</m:t>
-            </m:r>
-          </m:e>
-        </m:d>
+        <m:r>
+          <m:rPr>
+            <m:sty m:val="p"/>
+          </m:rPr>
+          <m:t>(</m:t>
+        </m:r>
+        <m:r>
+          <m:t>x</m:t>
+        </m:r>
+        <m:r>
+          <m:rPr>
+            <m:sty m:val="p"/>
+          </m:rPr>
+          <m:t>+</m:t>
+        </m:r>
+        <m:r>
+          <m:t>1</m:t>
+        </m:r>
+        <m:r>
+          <m:rPr>
+            <m:sty m:val="p"/>
+          </m:rPr>
+          <m:t>)</m:t>
+        </m:r>
         <m:r>
           <m:rPr>
             <m:sty m:val="p"/>
@@ -884,19 +910,21 @@
           </m:rPr>
           <m:t>ln</m:t>
         </m:r>
-        <m:d>
-          <m:dPr>
-            <m:begChr m:val="("/>
-            <m:sepChr m:val=""/>
-            <m:endChr m:val=")"/>
-            <m:grow/>
-          </m:dPr>
-          <m:e>
-            <m:r>
-              <m:t>x</m:t>
-            </m:r>
-          </m:e>
-        </m:d>
+        <m:r>
+          <m:rPr>
+            <m:sty m:val="p"/>
+          </m:rPr>
+          <m:t>(</m:t>
+        </m:r>
+        <m:r>
+          <m:t>x</m:t>
+        </m:r>
+        <m:r>
+          <m:rPr>
+            <m:sty m:val="p"/>
+          </m:rPr>
+          <m:t>)</m:t>
+        </m:r>
         <m:r>
           <m:rPr>
             <m:sty m:val="p"/>
@@ -934,31 +962,33 @@
             </m:r>
           </m:sub>
         </m:sSub>
-        <m:d>
-          <m:dPr>
-            <m:begChr m:val="("/>
-            <m:sepChr m:val=""/>
-            <m:endChr m:val=")"/>
-            <m:grow/>
-          </m:dPr>
-          <m:e>
-            <m:r>
-              <m:t>2</m:t>
-            </m:r>
-            <m:r>
-              <m:t>y</m:t>
-            </m:r>
-            <m:r>
-              <m:rPr>
-                <m:sty m:val="p"/>
-              </m:rPr>
-              <m:t>+</m:t>
-            </m:r>
-            <m:r>
-              <m:t>10</m:t>
-            </m:r>
-          </m:e>
-        </m:d>
+        <m:r>
+          <m:rPr>
+            <m:sty m:val="p"/>
+          </m:rPr>
+          <m:t>(</m:t>
+        </m:r>
+        <m:r>
+          <m:t>2</m:t>
+        </m:r>
+        <m:r>
+          <m:t>y</m:t>
+        </m:r>
+        <m:r>
+          <m:rPr>
+            <m:sty m:val="p"/>
+          </m:rPr>
+          <m:t>+</m:t>
+        </m:r>
+        <m:r>
+          <m:t>10</m:t>
+        </m:r>
+        <m:r>
+          <m:rPr>
+            <m:sty m:val="p"/>
+          </m:rPr>
+          <m:t>)</m:t>
+        </m:r>
         <m:r>
           <m:rPr>
             <m:sty m:val="p"/>
@@ -980,28 +1010,30 @@
             </m:r>
           </m:sub>
         </m:sSub>
-        <m:d>
-          <m:dPr>
-            <m:begChr m:val="("/>
-            <m:sepChr m:val=""/>
-            <m:endChr m:val=")"/>
-            <m:grow/>
-          </m:dPr>
-          <m:e>
-            <m:r>
-              <m:t>y</m:t>
-            </m:r>
-            <m:r>
-              <m:rPr>
-                <m:sty m:val="p"/>
-              </m:rPr>
-              <m:t>−</m:t>
-            </m:r>
-            <m:r>
-              <m:t>2</m:t>
-            </m:r>
-          </m:e>
-        </m:d>
+        <m:r>
+          <m:rPr>
+            <m:sty m:val="p"/>
+          </m:rPr>
+          <m:t>(</m:t>
+        </m:r>
+        <m:r>
+          <m:t>y</m:t>
+        </m:r>
+        <m:r>
+          <m:rPr>
+            <m:sty m:val="p"/>
+          </m:rPr>
+          <m:t>−</m:t>
+        </m:r>
+        <m:r>
+          <m:t>2</m:t>
+        </m:r>
+        <m:r>
+          <m:rPr>
+            <m:sty m:val="p"/>
+          </m:rPr>
+          <m:t>)</m:t>
+        </m:r>
       </m:oMath>
     </w:p>
     <w:p>
@@ -1122,31 +1154,33 @@
             </m:r>
           </m:sub>
         </m:sSub>
-        <m:d>
-          <m:dPr>
-            <m:begChr m:val="("/>
-            <m:sepChr m:val=""/>
-            <m:endChr m:val=")"/>
-            <m:grow/>
-          </m:dPr>
-          <m:e>
-            <m:r>
-              <m:t>2</m:t>
-            </m:r>
-            <m:r>
-              <m:rPr>
-                <m:sty m:val="p"/>
-              </m:rPr>
-              <m:t>−</m:t>
-            </m:r>
-            <m:r>
-              <m:t>3</m:t>
-            </m:r>
-            <m:r>
-              <m:t>x</m:t>
-            </m:r>
-          </m:e>
-        </m:d>
+        <m:r>
+          <m:rPr>
+            <m:sty m:val="p"/>
+          </m:rPr>
+          <m:t>(</m:t>
+        </m:r>
+        <m:r>
+          <m:t>2</m:t>
+        </m:r>
+        <m:r>
+          <m:rPr>
+            <m:sty m:val="p"/>
+          </m:rPr>
+          <m:t>−</m:t>
+        </m:r>
+        <m:r>
+          <m:t>3</m:t>
+        </m:r>
+        <m:r>
+          <m:t>x</m:t>
+        </m:r>
+        <m:r>
+          <m:rPr>
+            <m:sty m:val="p"/>
+          </m:rPr>
+          <m:t>)</m:t>
+        </m:r>
         <m:r>
           <m:rPr>
             <m:sty m:val="p"/>
@@ -1168,52 +1202,54 @@
             </m:r>
           </m:sub>
         </m:sSub>
-        <m:d>
-          <m:dPr>
-            <m:begChr m:val="("/>
-            <m:sepChr m:val=""/>
-            <m:endChr m:val=")"/>
-            <m:grow/>
-          </m:dPr>
+        <m:r>
+          <m:rPr>
+            <m:sty m:val="p"/>
+          </m:rPr>
+          <m:t>(</m:t>
+        </m:r>
+        <m:r>
+          <m:t>6</m:t>
+        </m:r>
+        <m:sSup>
           <m:e>
             <m:r>
-              <m:t>6</m:t>
-            </m:r>
-            <m:sSup>
-              <m:e>
-                <m:r>
-                  <m:t>x</m:t>
-                </m:r>
-              </m:e>
-              <m:sup>
-                <m:r>
-                  <m:t>2</m:t>
-                </m:r>
-              </m:sup>
-            </m:sSup>
-            <m:r>
-              <m:rPr>
-                <m:sty m:val="p"/>
-              </m:rPr>
-              <m:t>−</m:t>
-            </m:r>
-            <m:r>
-              <m:t>19</m:t>
-            </m:r>
-            <m:r>
               <m:t>x</m:t>
             </m:r>
-            <m:r>
-              <m:rPr>
-                <m:sty m:val="p"/>
-              </m:rPr>
-              <m:t>+</m:t>
-            </m:r>
+          </m:e>
+          <m:sup>
             <m:r>
               <m:t>2</m:t>
             </m:r>
-          </m:e>
-        </m:d>
+          </m:sup>
+        </m:sSup>
+        <m:r>
+          <m:rPr>
+            <m:sty m:val="p"/>
+          </m:rPr>
+          <m:t>−</m:t>
+        </m:r>
+        <m:r>
+          <m:t>19</m:t>
+        </m:r>
+        <m:r>
+          <m:t>x</m:t>
+        </m:r>
+        <m:r>
+          <m:rPr>
+            <m:sty m:val="p"/>
+          </m:rPr>
+          <m:t>+</m:t>
+        </m:r>
+        <m:r>
+          <m:t>2</m:t>
+        </m:r>
+        <m:r>
+          <m:rPr>
+            <m:sty m:val="p"/>
+          </m:rPr>
+          <m:t>)</m:t>
+        </m:r>
       </m:oMath>
     </w:p>
     <w:p>
@@ -1242,19 +1278,21 @@
             </m:r>
           </m:sub>
         </m:sSub>
-        <m:d>
-          <m:dPr>
-            <m:begChr m:val="("/>
-            <m:sepChr m:val=""/>
-            <m:endChr m:val=")"/>
-            <m:grow/>
-          </m:dPr>
-          <m:e>
-            <m:r>
-              <m:t>x</m:t>
-            </m:r>
-          </m:e>
-        </m:d>
+        <m:r>
+          <m:rPr>
+            <m:sty m:val="p"/>
+          </m:rPr>
+          <m:t>(</m:t>
+        </m:r>
+        <m:r>
+          <m:t>x</m:t>
+        </m:r>
+        <m:r>
+          <m:rPr>
+            <m:sty m:val="p"/>
+          </m:rPr>
+          <m:t>)</m:t>
+        </m:r>
         <m:r>
           <m:rPr>
             <m:sty m:val="p"/>
@@ -1279,19 +1317,21 @@
             </m:r>
           </m:sub>
         </m:sSub>
-        <m:d>
-          <m:dPr>
-            <m:begChr m:val="("/>
-            <m:sepChr m:val=""/>
-            <m:endChr m:val=")"/>
-            <m:grow/>
-          </m:dPr>
-          <m:e>
-            <m:r>
-              <m:t>3</m:t>
-            </m:r>
-          </m:e>
-        </m:d>
+        <m:r>
+          <m:rPr>
+            <m:sty m:val="p"/>
+          </m:rPr>
+          <m:t>(</m:t>
+        </m:r>
+        <m:r>
+          <m:t>3</m:t>
+        </m:r>
+        <m:r>
+          <m:rPr>
+            <m:sty m:val="p"/>
+          </m:rPr>
+          <m:t>)</m:t>
+        </m:r>
         <m:r>
           <m:rPr>
             <m:sty m:val="p"/>
@@ -1303,8 +1343,8 @@
         </m:r>
       </m:oMath>
     </w:p>
-    <w:bookmarkEnd w:id="22"/>
-    <w:bookmarkStart w:id="24" w:name="q3"/>
+    <w:bookmarkEnd w:id="11"/>
+    <w:bookmarkStart w:id="13" w:name="q3"/>
     <w:p>
       <w:pPr>
         <w:pStyle w:val="Heading2"/>
@@ -1330,173 +1370,159 @@
           <m:jc m:val="center"/>
         </m:oMathParaPr>
         <m:oMath>
-          <m:m>
-            <m:mPr>
-              <m:baseJc m:val="center"/>
-              <m:plcHide m:val="on"/>
-              <m:mcs>
-                <m:mc>
-                  <m:mcPr>
-                    <m:mcJc m:val="right"/>
-                    <m:count m:val="1"/>
-                  </m:mcPr>
-                </m:mc>
-                <m:mc>
-                  <m:mcPr>
-                    <m:mcJc m:val="left"/>
-                    <m:count m:val="1"/>
-                  </m:mcPr>
-                </m:mc>
-              </m:mcs>
-            </m:mPr>
-            <m:mr>
-              <m:e>
-                <m:sSub>
-                  <m:e>
-                    <m:r>
-                      <m:rPr>
-                        <m:sty m:val="p"/>
-                      </m:rPr>
-                      <m:t>log</m:t>
-                    </m:r>
-                  </m:e>
-                  <m:sub>
-                    <m:r>
-                      <m:t>10</m:t>
-                    </m:r>
-                  </m:sub>
-                </m:sSub>
-                <m:d>
-                  <m:dPr>
-                    <m:begChr m:val="("/>
-                    <m:sepChr m:val=""/>
-                    <m:endChr m:val=")"/>
-                    <m:grow/>
-                  </m:dPr>
-                  <m:e>
-                    <m:r>
-                      <m:t>x</m:t>
-                    </m:r>
-                  </m:e>
-                </m:d>
-                <m:r>
-                  <m:rPr>
-                    <m:sty m:val="p"/>
-                  </m:rPr>
-                  <m:t>−</m:t>
-                </m:r>
-                <m:sSub>
-                  <m:e>
-                    <m:r>
-                      <m:rPr>
-                        <m:sty m:val="p"/>
-                      </m:rPr>
-                      <m:t>log</m:t>
-                    </m:r>
-                  </m:e>
-                  <m:sub>
-                    <m:r>
-                      <m:t>10</m:t>
-                    </m:r>
-                  </m:sub>
-                </m:sSub>
-                <m:d>
-                  <m:dPr>
-                    <m:begChr m:val="("/>
-                    <m:sepChr m:val=""/>
-                    <m:endChr m:val=")"/>
-                    <m:grow/>
-                  </m:dPr>
-                  <m:e>
-                    <m:r>
-                      <m:t>y</m:t>
-                    </m:r>
-                    <m:r>
-                      <m:rPr>
-                        <m:sty m:val="p"/>
-                      </m:rPr>
-                      <m:t>+</m:t>
-                    </m:r>
-                    <m:r>
-                      <m:t>1</m:t>
-                    </m:r>
-                  </m:e>
-                </m:d>
-              </m:e>
-              <m:e>
-                <m:r>
-                  <m:rPr>
-                    <m:sty m:val="p"/>
-                  </m:rPr>
-                  <m:t>=</m:t>
-                </m:r>
-                <m:r>
-                  <m:t>1</m:t>
-                </m:r>
-              </m:e>
-            </m:mr>
-            <m:mr>
-              <m:e>
-                <m:sSub>
-                  <m:e>
-                    <m:r>
-                      <m:rPr>
-                        <m:sty m:val="p"/>
-                      </m:rPr>
-                      <m:t>log</m:t>
-                    </m:r>
-                  </m:e>
-                  <m:sub>
-                    <m:r>
-                      <m:t>2</m:t>
-                    </m:r>
-                  </m:sub>
-                </m:sSub>
-                <m:d>
-                  <m:dPr>
-                    <m:begChr m:val="("/>
-                    <m:sepChr m:val=""/>
-                    <m:endChr m:val=")"/>
-                    <m:grow/>
-                  </m:dPr>
-                  <m:e>
-                    <m:r>
-                      <m:t>x</m:t>
-                    </m:r>
-                    <m:r>
-                      <m:rPr>
-                        <m:sty m:val="p"/>
-                      </m:rPr>
-                      <m:t>−</m:t>
-                    </m:r>
-                    <m:r>
-                      <m:t>14</m:t>
-                    </m:r>
-                    <m:r>
-                      <m:t>y</m:t>
-                    </m:r>
-                  </m:e>
-                </m:d>
-              </m:e>
-              <m:e>
-                <m:r>
-                  <m:rPr>
-                    <m:sty m:val="p"/>
-                  </m:rPr>
-                  <m:t>=</m:t>
-                </m:r>
-                <m:r>
-                  <m:t>3</m:t>
-                </m:r>
-                <m:r>
-                  <m:rPr>
-                    <m:sty m:val="p"/>
-                  </m:rPr>
-                  <m:t>.</m:t>
-                </m:r>
-              </m:e>
-            </m:mr>
-          </m:m>
+          <m:eqArr>
+            <m:e>
+              <m:sSub>
+                <m:e>
+                  <m:r>
+                    <m:rPr>
+                      <m:sty m:val="p"/>
+                    </m:rPr>
+                    <m:t>log</m:t>
+                  </m:r>
+                </m:e>
+                <m:sub>
+                  <m:r>
+                    <m:t>10</m:t>
+                  </m:r>
+                </m:sub>
+              </m:sSub>
+              <m:r>
+                <m:rPr>
+                  <m:sty m:val="p"/>
+                </m:rPr>
+                <m:t>(</m:t>
+              </m:r>
+              <m:r>
+                <m:t>x</m:t>
+              </m:r>
+              <m:r>
+                <m:rPr>
+                  <m:sty m:val="p"/>
+                </m:rPr>
+                <m:t>)</m:t>
+              </m:r>
+              <m:r>
+                <m:rPr>
+                  <m:sty m:val="p"/>
+                </m:rPr>
+                <m:t>−</m:t>
+              </m:r>
+              <m:sSub>
+                <m:e>
+                  <m:r>
+                    <m:rPr>
+                      <m:sty m:val="p"/>
+                    </m:rPr>
+                    <m:t>log</m:t>
+                  </m:r>
+                </m:e>
+                <m:sub>
+                  <m:r>
+                    <m:t>10</m:t>
+                  </m:r>
+                </m:sub>
+              </m:sSub>
+              <m:r>
+                <m:rPr>
+                  <m:sty m:val="p"/>
+                </m:rPr>
+                <m:t>(</m:t>
+              </m:r>
+              <m:r>
+                <m:t>y</m:t>
+              </m:r>
+              <m:r>
+                <m:rPr>
+                  <m:sty m:val="p"/>
+                </m:rPr>
+                <m:t>+</m:t>
+              </m:r>
+              <m:r>
+                <m:t>1</m:t>
+              </m:r>
+              <m:r>
+                <m:rPr>
+                  <m:sty m:val="p"/>
+                </m:rPr>
+                <m:t>)</m:t>
+              </m:r>
+              <m:r>
+                <m:t>&amp;</m:t>
+              </m:r>
+              <m:r>
+                <m:rPr>
+                  <m:sty m:val="p"/>
+                </m:rPr>
+                <m:t>=</m:t>
+              </m:r>
+              <m:r>
+                <m:t>1</m:t>
+              </m:r>
+            </m:e>
+            <m:e>
+              <m:sSub>
+                <m:e>
+                  <m:r>
+                    <m:rPr>
+                      <m:sty m:val="p"/>
+                    </m:rPr>
+                    <m:t>log</m:t>
+                  </m:r>
+                </m:e>
+                <m:sub>
+                  <m:r>
+                    <m:t>2</m:t>
+                  </m:r>
+                </m:sub>
+              </m:sSub>
+              <m:r>
+                <m:rPr>
+                  <m:sty m:val="p"/>
+                </m:rPr>
+                <m:t>(</m:t>
+              </m:r>
+              <m:r>
+                <m:t>x</m:t>
+              </m:r>
+              <m:r>
+                <m:rPr>
+                  <m:sty m:val="p"/>
+                </m:rPr>
+                <m:t>−</m:t>
+              </m:r>
+              <m:r>
+                <m:t>14</m:t>
+              </m:r>
+              <m:r>
+                <m:t>y</m:t>
+              </m:r>
+              <m:r>
+                <m:rPr>
+                  <m:sty m:val="p"/>
+                </m:rPr>
+                <m:t>)</m:t>
+              </m:r>
+              <m:r>
+                <m:t>&amp;</m:t>
+              </m:r>
+              <m:r>
+                <m:rPr>
+                  <m:sty m:val="p"/>
+                </m:rPr>
+                <m:t>=</m:t>
+              </m:r>
+              <m:r>
+                <m:t>3</m:t>
+              </m:r>
+              <m:r>
+                <m:rPr>
+                  <m:sty m:val="p"/>
+                </m:rPr>
+                <m:t>.</m:t>
+              </m:r>
+            </m:e>
+          </m:eqArr>
         </m:oMath>
       </m:oMathPara>
     </w:p>
@@ -1511,7 +1537,7 @@
       <w:pPr>
         <w:pStyle w:val="FirstParagraph"/>
       </w:pPr>
-      <w:hyperlink r:id="rId23">
+      <w:hyperlink r:id="rId12">
         <w:r>
           <w:rPr>
             <w:rStyle w:val="Hyperlink"/>
@@ -1527,8 +1553,8 @@
         </w:pict>
       </w:r>
     </w:p>
-    <w:bookmarkEnd w:id="24"/>
-    <w:bookmarkStart w:id="26" w:name="version-history-and-licensing"/>
+    <w:bookmarkEnd w:id="13"/>
+    <w:bookmarkStart w:id="15" w:name="version-history-and-licensing"/>
     <w:p>
       <w:pPr>
         <w:pStyle w:val="Heading2"/>
@@ -1549,7 +1575,7 @@
       <w:pPr>
         <w:pStyle w:val="BodyText"/>
       </w:pPr>
-      <w:hyperlink r:id="rId25">
+      <w:hyperlink r:id="rId14">
         <w:r>
           <w:rPr>
             <w:rStyle w:val="Hyperlink"/>
@@ -1558,7 +1584,7 @@
         </w:r>
       </w:hyperlink>
     </w:p>
-    <w:bookmarkEnd w:id="26"/>
+    <w:bookmarkEnd w:id="15"/>
     <w:sectPr>
       <w:pgSz w:h="15840" w:w="12240"/>
       <w:pgMar w:bottom="1440" w:footer="720" w:gutter="0" w:header="720" w:left="1440" w:right="1440" w:top="1440"/>
